--- a/backend/data/corpus/DOC-20221110-075.docx
+++ b/backend/data/corpus/DOC-20221110-075.docx
@@ -63,7 +63,7 @@
           <w:b/>
           <w:sz w:val="21"/>
         </w:rPr>
-        <w:t>Quentin Hollingsworth, MD, Ember Lake Medical Group, Tucson, AZ (RSM)</w:t>
+        <w:t>Bram Merriwether, MD, Willowmere Neuroscience Center, Toledo, OH (RSM)</w:t>
       </w:r>
     </w:p>
     <w:p>
@@ -71,7 +71,7 @@
         <w:rPr>
           <w:sz w:val="21"/>
         </w:rPr>
-        <w:t>&gt; Stopped by in the workroom for a productive conversation.</w:t>
+        <w:t>&gt; Asked whether I would be at the meeting later this year.</w:t>
       </w:r>
     </w:p>
     <w:p>
@@ -79,7 +79,7 @@
         <w:rPr>
           <w:sz w:val="21"/>
         </w:rPr>
-        <w:t>&gt; Closed there — no materials requested.</w:t>
+        <w:t>&gt; Described the practice as early in its experience here, with nothing to report yet.</w:t>
       </w:r>
     </w:p>
     <w:p>
@@ -87,23 +87,7 @@
         <w:rPr>
           <w:sz w:val="21"/>
         </w:rPr>
-        <w:t>&gt; Titration habits came up in general terms; no specifics were discussed and none were offered.</w:t>
-      </w:r>
-    </w:p>
-    <w:p>
-      <w:r>
-        <w:rPr>
-          <w:sz w:val="21"/>
-        </w:rPr>
-        <w:t>&gt; The patient portal is being piloted this quarter, and that took up the first part of the conversation.</w:t>
-      </w:r>
-    </w:p>
-    <w:p>
-      <w:r>
-        <w:rPr>
-          <w:sz w:val="21"/>
-        </w:rPr>
-        <w:t>&gt; The travel schedule this year came up, and little else.</w:t>
+        <w:t>&gt; Nothing actionable this visit. Safety items asked about and confirmed none.</w:t>
       </w:r>
     </w:p>
     <w:p>
@@ -119,7 +103,7 @@
           <w:b/>
           <w:sz w:val="21"/>
         </w:rPr>
-        <w:t>Bram Hollingsworth, MD, Alder Point Neurology Associates, Albany, NY (RSM)</w:t>
+        <w:t>Josefina Silverthorne, MD, Ember Lake Medical Group, Des Moines, IA (AR)</w:t>
       </w:r>
     </w:p>
     <w:p>
@@ -127,7 +111,7 @@
         <w:rPr>
           <w:sz w:val="21"/>
         </w:rPr>
-        <w:t>&gt; A brief meeting in the shared office, first one this quarter.</w:t>
+        <w:t>&gt; An unhurried conversation in the corridor, mostly logistics.</w:t>
       </w:r>
     </w:p>
     <w:p>
@@ -135,7 +119,7 @@
         <w:rPr>
           <w:sz w:val="21"/>
         </w:rPr>
-        <w:t>&gt; Onboarding a rotating resident is the current preoccupation here.</w:t>
+        <w:t>&gt; Asked about my travel schedule, since visits keep landing on the busiest clinic days.</w:t>
       </w:r>
     </w:p>
     <w:p>
@@ -143,7 +127,23 @@
         <w:rPr>
           <w:sz w:val="21"/>
         </w:rPr>
-        <w:t>&gt; Formulary questions varies by payer, which came up as a general frustration.</w:t>
+        <w:t>&gt; Described how long-standing patients is triaged now compared with before.</w:t>
+      </w:r>
+    </w:p>
+    <w:p>
+      <w:r>
+        <w:rPr>
+          <w:sz w:val="21"/>
+        </w:rPr>
+        <w:t>&gt; Asked whether I had seen a case series someone forwarded; I had not, and offered nothing in return.</w:t>
+      </w:r>
+    </w:p>
+    <w:p>
+      <w:r>
+        <w:rPr>
+          <w:sz w:val="21"/>
+        </w:rPr>
+        <w:t>&gt; Left it at that, with a follow-up appointment to be scheduled.</w:t>
       </w:r>
     </w:p>
     <w:p>
@@ -159,7 +159,7 @@
           <w:b/>
           <w:sz w:val="21"/>
         </w:rPr>
-        <w:t>Mairead Eversholt, MD, Granite Bay Epilepsy Center, Burlington, VT (RSM)</w:t>
+        <w:t>Ulrike Wetherby, MD, Juniper Flats Neurology Partners, Fayetteville, NC (RSM)</w:t>
       </w:r>
     </w:p>
     <w:p>
@@ -167,7 +167,7 @@
         <w:rPr>
           <w:sz w:val="21"/>
         </w:rPr>
-        <w:t>&gt; Mostly small talk about the program and the venue.</w:t>
+        <w:t>&gt; A twenty-minute visit in the corridor; the schedule was tight.</w:t>
       </w:r>
     </w:p>
     <w:p>
@@ -175,7 +175,7 @@
         <w:rPr>
           <w:sz w:val="21"/>
         </w:rPr>
-        <w:t>&gt; Onboarding the clinic pharmacist is the current preoccupation here.</w:t>
+        <w:t>&gt; Described the practice as early in its experience here, with nothing to report yet.</w:t>
       </w:r>
     </w:p>
     <w:p>
@@ -183,7 +183,23 @@
         <w:rPr>
           <w:sz w:val="21"/>
         </w:rPr>
-        <w:t>&gt; The referral queue is slowly recovering since the summer, which shapes how much time there is for anything else.</w:t>
+        <w:t>&gt; Asked about my travel schedule, since visits keep landing on the busiest clinic days.</w:t>
+      </w:r>
+    </w:p>
+    <w:p>
+      <w:r>
+        <w:rPr>
+          <w:sz w:val="21"/>
+        </w:rPr>
+        <w:t>&gt; Agreed to reconnect at the following quarter; nothing that needed follow-up.</w:t>
+      </w:r>
+    </w:p>
+    <w:p>
+      <w:r>
+        <w:rPr>
+          <w:sz w:val="21"/>
+        </w:rPr>
+        <w:t>&gt; Compared notes on which sessions were worth the time.</w:t>
       </w:r>
     </w:p>
     <w:p>
@@ -199,7 +215,7 @@
           <w:b/>
           <w:sz w:val="21"/>
         </w:rPr>
-        <w:t>Valentina Lindenmuth, MD, Palmetto Neurology Institute, Waco, TX (RSM)</w:t>
+        <w:t>Orla Wycliffe, MD, Highmoor Health Neurology, Little Rock, AR (RSM)</w:t>
       </w:r>
     </w:p>
     <w:p>
@@ -207,7 +223,7 @@
         <w:rPr>
           <w:sz w:val="21"/>
         </w:rPr>
-        <w:t>&gt; The practice lost one of the nurse practitioners and has not backfilled, so clinic throughput keeps slipping.</w:t>
+        <w:t>&gt; Stopped by at the nurses' station for an unhurried conversation.</w:t>
       </w:r>
     </w:p>
     <w:p>
@@ -215,7 +231,7 @@
         <w:rPr>
           <w:sz w:val="21"/>
         </w:rPr>
-        <w:t>&gt; Referenced a case series someone forwarded in passing.</w:t>
+        <w:t>&gt; Agreed to reconnect at a follow-up appointment; no product discussion.</w:t>
       </w:r>
     </w:p>
     <w:p>
@@ -223,7 +239,7 @@
         <w:rPr>
           <w:sz w:val="21"/>
         </w:rPr>
-        <w:t>&gt; Asked whether I would be at the meeting later this year.</w:t>
+        <w:t>&gt; Asked whether I had seen a guideline update discussed at journal club; I had not, and offered nothing in return.</w:t>
       </w:r>
     </w:p>
     <w:p>
@@ -239,7 +255,7 @@
           <w:b/>
           <w:sz w:val="21"/>
         </w:rPr>
-        <w:t>Arvind Wainwright, MD, Bayview Health Neurology, Jackson, MS (RSM)</w:t>
+        <w:t>Quentin Kilbride, MD, Lakeshore Neurological Care Center, Spokane, WA (RSM)</w:t>
       </w:r>
     </w:p>
     <w:p>
@@ -247,31 +263,7 @@
         <w:rPr>
           <w:sz w:val="21"/>
         </w:rPr>
-        <w:t>&gt; A fragmented visit over a quick coffee; the schedule was tight.</w:t>
-      </w:r>
-    </w:p>
-    <w:p>
-      <w:r>
-        <w:rPr>
-          <w:sz w:val="21"/>
-        </w:rPr>
-        <w:t>&gt; Described a preference for slower titration in general, unrelated to any particular patient.</w:t>
-      </w:r>
-    </w:p>
-    <w:p>
-      <w:r>
-        <w:rPr>
-          <w:sz w:val="21"/>
-        </w:rPr>
-        <w:t>&gt; The referral intake process is being piloted this quarter, and that took up the first part of the conversation.</w:t>
-      </w:r>
-    </w:p>
-    <w:p>
-      <w:r>
-        <w:rPr>
-          <w:sz w:val="21"/>
-        </w:rPr>
-        <w:t>&gt; Benefit verification is the step that most often delays a start here.</w:t>
+        <w:t>&gt; Asked about my travel schedule, since visits keep landing on the busiest clinic days.</w:t>
       </w:r>
     </w:p>
     <w:p>
@@ -287,15 +279,7 @@
         <w:rPr>
           <w:sz w:val="21"/>
         </w:rPr>
-      </w:r>
-    </w:p>
-    <w:p>
-      <w:r>
-        <w:rPr>
-          <w:b/>
-          <w:sz w:val="21"/>
-        </w:rPr>
-        <w:t>Lachlan Zeitler, MD, Bluestem Comprehensive Epilepsy Clinic, Wichita, KS (AR)</w:t>
+        <w:t>&gt; Asked whether I had seen a case series someone forwarded; I had not, and offered nothing in return.</w:t>
       </w:r>
     </w:p>
     <w:p>
@@ -303,31 +287,7 @@
         <w:rPr>
           <w:sz w:val="21"/>
         </w:rPr>
-        <w:t>&gt; An unhurried visit in the workroom; the schedule was tight.</w:t>
-      </w:r>
-    </w:p>
-    <w:p>
-      <w:r>
-        <w:rPr>
-          <w:sz w:val="21"/>
-        </w:rPr>
-        <w:t>&gt; Monitoring intervals during titration are set by clinic routine here rather than by protocol.</w:t>
-      </w:r>
-    </w:p>
-    <w:p>
-      <w:r>
-        <w:rPr>
-          <w:sz w:val="21"/>
-        </w:rPr>
-        <w:t>&gt; Asked whether I would be at the meeting later this year.</w:t>
-      </w:r>
-    </w:p>
-    <w:p>
-      <w:r>
-        <w:rPr>
-          <w:sz w:val="21"/>
-        </w:rPr>
-        <w:t>&gt; Described how the older half of the panel is triaged now compared with before.</w:t>
+        <w:t>&gt; This practice is still building familiarity with the product and had no clinical points to raise.</w:t>
       </w:r>
     </w:p>
     <w:p>
@@ -343,7 +303,7 @@
           <w:b/>
           <w:sz w:val="21"/>
         </w:rPr>
-        <w:t>Nikolai Zeitler, MD, Juniper Flats Neurology Partners, Allentown, PA (RSM)</w:t>
+        <w:t>Yesenia Kirkpatrick, MD, Cedar Ridge Regional Epilepsy Program, Scranton, PA (AR)</w:t>
       </w:r>
     </w:p>
     <w:p>
@@ -351,7 +311,7 @@
         <w:rPr>
           <w:sz w:val="21"/>
         </w:rPr>
-        <w:t>&gt; Benefit verification is the step that most often delays a start here.</w:t>
+        <w:t>&gt; Stopped by in the conference room for a productive conversation.</w:t>
       </w:r>
     </w:p>
     <w:p>
@@ -359,7 +319,7 @@
         <w:rPr>
           <w:sz w:val="21"/>
         </w:rPr>
-        <w:t>&gt; Closed there — no product discussion.</w:t>
+        <w:t>&gt; Titration scheduling is handled by nursing staff, which the practice finds workable.</w:t>
       </w:r>
     </w:p>
     <w:p>
@@ -367,7 +327,55 @@
         <w:rPr>
           <w:sz w:val="21"/>
         </w:rPr>
-        <w:t>&gt; Referenced a guideline update discussed at journal club in passing.</w:t>
+        <w:t>&gt; Nothing that needed follow-up this time. Asked about safety and confirmed nothing to report.</w:t>
+      </w:r>
+    </w:p>
+    <w:p>
+      <w:r>
+        <w:rPr>
+          <w:sz w:val="21"/>
+        </w:rPr>
+        <w:t>&gt; Talked through the refractory group in general terms, without any specific case.</w:t>
+      </w:r>
+    </w:p>
+    <w:p>
+      <w:r>
+        <w:rPr>
+          <w:sz w:val="21"/>
+        </w:rPr>
+        <w:t>&gt; Formulary questions has improved somewhat, which came up as a general frustration.</w:t>
+      </w:r>
+    </w:p>
+    <w:p>
+      <w:r>
+        <w:rPr>
+          <w:sz w:val="21"/>
+        </w:rPr>
+      </w:r>
+    </w:p>
+    <w:p>
+      <w:r>
+        <w:rPr>
+          <w:b/>
+          <w:sz w:val="21"/>
+        </w:rPr>
+        <w:t>Gaspar Ivanetti, MD, Saltmarsh Neurological Care Center, Albany, NY (RSM)</w:t>
+      </w:r>
+    </w:p>
+    <w:p>
+      <w:r>
+        <w:rPr>
+          <w:sz w:val="21"/>
+        </w:rPr>
+        <w:t>&gt; Caught an unexpectedly long window at the nurses' station between patients.</w:t>
+      </w:r>
+    </w:p>
+    <w:p>
+      <w:r>
+        <w:rPr>
+          <w:sz w:val="21"/>
+        </w:rPr>
+        <w:t>&gt; Agreed to reconnect at a call later this month; no specific request.</w:t>
       </w:r>
     </w:p>
     <w:p>
@@ -391,7 +399,23 @@
           <w:b/>
           <w:sz w:val="21"/>
         </w:rPr>
-        <w:t>Robert Enloe, MD, High Desert Neurology, Boise, ID (AR)</w:t>
+        <w:t>Jaromir Merriwether, MD, Sable Creek Medical Group, Buffalo, NY (RSM)</w:t>
+      </w:r>
+    </w:p>
+    <w:p>
+      <w:r>
+        <w:rPr>
+          <w:sz w:val="21"/>
+        </w:rPr>
+        <w:t>&gt; A twenty-minute visit outside the EEG suite; the schedule was tight.</w:t>
+      </w:r>
+    </w:p>
+    <w:p>
+      <w:r>
+        <w:rPr>
+          <w:sz w:val="21"/>
+        </w:rPr>
+        <w:t>&gt; Referenced a review that circulated on the service in passing.</w:t>
       </w:r>
     </w:p>
     <w:p>
@@ -407,7 +431,87 @@
         <w:rPr>
           <w:sz w:val="21"/>
         </w:rPr>
-        <w:t>&gt; Mostly small talk about the program and the venue.</w:t>
+      </w:r>
+    </w:p>
+    <w:p>
+      <w:r>
+        <w:rPr>
+          <w:b/>
+          <w:sz w:val="21"/>
+        </w:rPr>
+        <w:t>Thandiwe Barrowman, MD, Quarry Hill Epilepsy Center, Sioux Falls, SD (RSM)</w:t>
+      </w:r>
+    </w:p>
+    <w:p>
+      <w:r>
+        <w:rPr>
+          <w:sz w:val="21"/>
+        </w:rPr>
+        <w:t>&gt; This practice is still building familiarity with the product and had no clinical points to raise.</w:t>
+      </w:r>
+    </w:p>
+    <w:p>
+      <w:r>
+        <w:rPr>
+          <w:sz w:val="21"/>
+        </w:rPr>
+        <w:t>&gt; Asked whether I had seen a review that circulated on the service; I had not, and offered nothing in return.</w:t>
+      </w:r>
+    </w:p>
+    <w:p>
+      <w:r>
+        <w:rPr>
+          <w:sz w:val="21"/>
+        </w:rPr>
+        <w:t>&gt; The composition of long-standing patients has shifted over the last year or two.</w:t>
+      </w:r>
+    </w:p>
+    <w:p>
+      <w:r>
+        <w:rPr>
+          <w:sz w:val="21"/>
+        </w:rPr>
+        <w:t>&gt; Most of the discussion was about the phone triage line, which is being piloted this quarter.</w:t>
+      </w:r>
+    </w:p>
+    <w:p>
+      <w:r>
+        <w:rPr>
+          <w:sz w:val="21"/>
+        </w:rPr>
+        <w:t>&gt; Noted that coverage paperwork takes longer than the clinical decision and that this is not specific to any one product.</w:t>
+      </w:r>
+    </w:p>
+    <w:p>
+      <w:r>
+        <w:rPr>
+          <w:sz w:val="21"/>
+        </w:rPr>
+      </w:r>
+    </w:p>
+    <w:p>
+      <w:r>
+        <w:rPr>
+          <w:b/>
+          <w:sz w:val="21"/>
+        </w:rPr>
+        <w:t>Kenji Wycliffe, MD, Cedar Ridge Regional Epilepsy Program, Tacoma, WA (RSM)</w:t>
+      </w:r>
+    </w:p>
+    <w:p>
+      <w:r>
+        <w:rPr>
+          <w:sz w:val="21"/>
+        </w:rPr>
+        <w:t>&gt; A clipped visit in the conference room; the schedule was tight.</w:t>
+      </w:r>
+    </w:p>
+    <w:p>
+      <w:r>
+        <w:rPr>
+          <w:sz w:val="21"/>
+        </w:rPr>
+        <w:t>&gt; Left it at that, with the following quarter to be scheduled.</w:t>
       </w:r>
     </w:p>
     <w:p>
@@ -423,22 +527,6 @@
         <w:rPr>
           <w:sz w:val="21"/>
         </w:rPr>
-        <w:t>&gt; Spent some time on long-standing patients and how workup decisions get sequenced.</w:t>
-      </w:r>
-    </w:p>
-    <w:p>
-      <w:r>
-        <w:rPr>
-          <w:sz w:val="21"/>
-        </w:rPr>
-        <w:t>&gt; No product discussion. Safety items asked about and confirmed none.</w:t>
-      </w:r>
-    </w:p>
-    <w:p>
-      <w:r>
-        <w:rPr>
-          <w:sz w:val="21"/>
-        </w:rPr>
       </w:r>
     </w:p>
     <w:p>
@@ -447,7 +535,7 @@
           <w:b/>
           <w:sz w:val="21"/>
         </w:rPr>
-        <w:t>Lukas Ravenscroft, MD, Fox Hollow Neurology Partners, Mobile, AL (RSM)</w:t>
+        <w:t>Mateo Ravenscroft, MD, Marbury Neurological Care Center, Santa Fe, NM (RSM)</w:t>
       </w:r>
     </w:p>
     <w:p>
@@ -455,7 +543,7 @@
         <w:rPr>
           <w:sz w:val="21"/>
         </w:rPr>
-        <w:t>&gt; A half-hour conversation in the shared office, mostly logistics.</w:t>
+        <w:t>&gt; A half-hour meeting at the nurses' station, first one this quarter.</w:t>
       </w:r>
     </w:p>
     <w:p>
@@ -471,7 +559,7 @@
         <w:rPr>
           <w:sz w:val="21"/>
         </w:rPr>
-        <w:t>&gt; Mostly small talk about the program and the venue.</w:t>
+        <w:t>&gt; Referenced a session summary from a colleague in passing.</w:t>
       </w:r>
     </w:p>
     <w:p>
@@ -479,79 +567,7 @@
         <w:rPr>
           <w:sz w:val="21"/>
         </w:rPr>
-      </w:r>
-    </w:p>
-    <w:p>
-      <w:r>
-        <w:rPr>
-          <w:b/>
-          <w:sz w:val="21"/>
-        </w:rPr>
-        <w:t>Mei-Lin Tsang, MD, Bayview Epilepsy Associates, Oakland, CA (RSM)</w:t>
-      </w:r>
-    </w:p>
-    <w:p>
-      <w:r>
-        <w:rPr>
-          <w:sz w:val="21"/>
-        </w:rPr>
-        <w:t>&gt; No product discussion. Safety items asked about and confirmed none.</w:t>
-      </w:r>
-    </w:p>
-    <w:p>
-      <w:r>
-        <w:rPr>
-          <w:sz w:val="21"/>
-        </w:rPr>
-        <w:t>&gt; Noted that formulary questions remains the slowest step and that this is not specific to any one product.</w:t>
-      </w:r>
-    </w:p>
-    <w:p>
-      <w:r>
-        <w:rPr>
-          <w:sz w:val="21"/>
-        </w:rPr>
-        <w:t>&gt; Referenced a guideline update discussed at journal club in passing.</w:t>
-      </w:r>
-    </w:p>
-    <w:p>
-      <w:r>
-        <w:rPr>
-          <w:sz w:val="21"/>
-        </w:rPr>
-      </w:r>
-    </w:p>
-    <w:p>
-      <w:r>
-        <w:rPr>
-          <w:b/>
-          <w:sz w:val="21"/>
-        </w:rPr>
-        <w:t>Leonie Underhill, MD, Juniper Flats Neurology Partners, Peoria, IL (RSM)</w:t>
-      </w:r>
-    </w:p>
-    <w:p>
-      <w:r>
-        <w:rPr>
-          <w:sz w:val="21"/>
-        </w:rPr>
-        <w:t>&gt; The composition of the refractory group has shifted over the last year or two.</w:t>
-      </w:r>
-    </w:p>
-    <w:p>
-      <w:r>
-        <w:rPr>
-          <w:sz w:val="21"/>
-        </w:rPr>
-        <w:t>&gt; Titration scheduling is handled by nursing staff, which the practice finds workable.</w:t>
-      </w:r>
-    </w:p>
-    <w:p>
-      <w:r>
-        <w:rPr>
-          <w:sz w:val="21"/>
-        </w:rPr>
-        <w:t>&gt; The practice lost a front-desk coordinator and has not backfilled, so clinic throughput looks better than last year.</w:t>
+        <w:t>&gt; Described a preference for slower titration in general, unrelated to any particular patient.</w:t>
       </w:r>
     </w:p>
     <w:p>
